--- a/documentation/HORIZON_GRID_TECHNICAL_ARCHITECTURE.docx
+++ b/documentation/HORIZON_GRID_TECHNICAL_ARCHITECTURE.docx
@@ -1669,12 +1669,12 @@
           <wp:inline distB="0" distL="0" distR="0" distT="0">
             <wp:extent cx="6629400" cy="4322921"/>
             <wp:effectExtent b="0" l="0" r="0" t="0"/>
-            <wp:docPr id="2" name="image-cHQ3PVZOkNFQtYk69kFsB.png"/>
+            <wp:docPr id="2" name="image-zlTZslTbO4g-MXjNzadDc.png"/>
             <a:graphic>
               <a:graphicData uri="http://schemas.openxmlformats.org/drawingml/2006/picture">
                 <pic:pic>
                   <pic:nvPicPr>
-                    <pic:cNvPr id="2" name="image-cHQ3PVZOkNFQtYk69kFsB.png" descr="Figure 1"/>
+                    <pic:cNvPr id="2" name="image-zlTZslTbO4g-MXjNzadDc.png" descr="Figure 1"/>
                     <pic:cNvPicPr/>
                   </pic:nvPicPr>
                   <pic:blipFill>
@@ -2095,12 +2095,12 @@
           <wp:inline distB="0" distL="0" distR="0" distT="0">
             <wp:extent cx="6629400" cy="3651093"/>
             <wp:effectExtent b="0" l="0" r="0" t="0"/>
-            <wp:docPr id="4" name="image-IsidkIbDBZqM5neGR4Pbr.png"/>
+            <wp:docPr id="4" name="image-sBZpynnXNUSmzRxNy07bE.png"/>
             <a:graphic>
               <a:graphicData uri="http://schemas.openxmlformats.org/drawingml/2006/picture">
                 <pic:pic>
                   <pic:nvPicPr>
-                    <pic:cNvPr id="4" name="image-IsidkIbDBZqM5neGR4Pbr.png" descr="Figure 2"/>
+                    <pic:cNvPr id="4" name="image-sBZpynnXNUSmzRxNy07bE.png" descr="Figure 2"/>
                     <pic:cNvPicPr/>
                   </pic:nvPicPr>
                   <pic:blipFill>
@@ -2847,12 +2847,12 @@
           <wp:inline distB="0" distL="0" distR="0" distT="0">
             <wp:extent cx="6629400" cy="3729038"/>
             <wp:effectExtent b="0" l="0" r="0" t="0"/>
-            <wp:docPr id="6" name="image-iFgVrmV6E7ViLoLmwkDAI.png"/>
+            <wp:docPr id="6" name="image-X048Q3YkUyjS1ucuUunk9.png"/>
             <a:graphic>
               <a:graphicData uri="http://schemas.openxmlformats.org/drawingml/2006/picture">
                 <pic:pic>
                   <pic:nvPicPr>
-                    <pic:cNvPr id="6" name="image-iFgVrmV6E7ViLoLmwkDAI.png" descr="Figure 3"/>
+                    <pic:cNvPr id="6" name="image-X048Q3YkUyjS1ucuUunk9.png" descr="Figure 3"/>
                     <pic:cNvPicPr/>
                   </pic:nvPicPr>
                   <pic:blipFill>
@@ -5497,12 +5497,12 @@
           <wp:inline distB="0" distL="0" distR="0" distT="0">
             <wp:extent cx="6629400" cy="1958020"/>
             <wp:effectExtent b="0" l="0" r="0" t="0"/>
-            <wp:docPr id="8" name="image--wnd5uYo3GX0mI0hP_uyx.png"/>
+            <wp:docPr id="8" name="image-_TSEzK7ICOq4uxWg9HmAs.png"/>
             <a:graphic>
               <a:graphicData uri="http://schemas.openxmlformats.org/drawingml/2006/picture">
                 <pic:pic>
                   <pic:nvPicPr>
-                    <pic:cNvPr id="8" name="image--wnd5uYo3GX0mI0hP_uyx.png" descr="Figure 4"/>
+                    <pic:cNvPr id="8" name="image-_TSEzK7ICOq4uxWg9HmAs.png" descr="Figure 4"/>
                     <pic:cNvPicPr/>
                   </pic:nvPicPr>
                   <pic:blipFill>
@@ -5782,7 +5782,7 @@
               <w:rPr>
                 <w:highlight w:val="lightGray"/>
               </w:rPr>
-              <w:t xml:space="preserve">horizon-grid_0.1.0_amd64.deb</w:t>
+              <w:t xml:space="preserve">horizon-grid_0.2.0_amd64.deb</w:t>
             </w:r>
           </w:p>
           <w:p>

--- a/documentation/HORIZON_GRID_TECHNICAL_ARCHITECTURE.docx
+++ b/documentation/HORIZON_GRID_TECHNICAL_ARCHITECTURE.docx
@@ -70,7 +70,7 @@
       </w:r>
       <w:r>
         <w:rPr/>
-        <w:t xml:space="preserve"> 0.1.0</w:t>
+        <w:t xml:space="preserve"> 0.2.3</w:t>
       </w:r>
     </w:p>
     <w:p>
@@ -85,7 +85,7 @@
       </w:r>
       <w:r>
         <w:rPr/>
-        <w:t xml:space="preserve"> 2026-08-17</w:t>
+        <w:t xml:space="preserve"> 2026-08-20</w:t>
       </w:r>
     </w:p>
     <w:p>
@@ -1669,12 +1669,12 @@
           <wp:inline distB="0" distL="0" distR="0" distT="0">
             <wp:extent cx="6629400" cy="4322921"/>
             <wp:effectExtent b="0" l="0" r="0" t="0"/>
-            <wp:docPr id="2" name="image-zlTZslTbO4g-MXjNzadDc.png"/>
+            <wp:docPr id="2" name="image-17Mqc4TagwA-JYqhd_FKM.png"/>
             <a:graphic>
               <a:graphicData uri="http://schemas.openxmlformats.org/drawingml/2006/picture">
                 <pic:pic>
                   <pic:nvPicPr>
-                    <pic:cNvPr id="2" name="image-zlTZslTbO4g-MXjNzadDc.png" descr="Figure 1"/>
+                    <pic:cNvPr id="2" name="image-17Mqc4TagwA-JYqhd_FKM.png" descr="Figure 1"/>
                     <pic:cNvPicPr/>
                   </pic:nvPicPr>
                   <pic:blipFill>
@@ -2095,12 +2095,12 @@
           <wp:inline distB="0" distL="0" distR="0" distT="0">
             <wp:extent cx="6629400" cy="3651093"/>
             <wp:effectExtent b="0" l="0" r="0" t="0"/>
-            <wp:docPr id="4" name="image-sBZpynnXNUSmzRxNy07bE.png"/>
+            <wp:docPr id="4" name="image-4WpZdgHM26iX9qZems8jU.png"/>
             <a:graphic>
               <a:graphicData uri="http://schemas.openxmlformats.org/drawingml/2006/picture">
                 <pic:pic>
                   <pic:nvPicPr>
-                    <pic:cNvPr id="4" name="image-sBZpynnXNUSmzRxNy07bE.png" descr="Figure 2"/>
+                    <pic:cNvPr id="4" name="image-4WpZdgHM26iX9qZems8jU.png" descr="Figure 2"/>
                     <pic:cNvPicPr/>
                   </pic:nvPicPr>
                   <pic:blipFill>
@@ -2847,12 +2847,12 @@
           <wp:inline distB="0" distL="0" distR="0" distT="0">
             <wp:extent cx="6629400" cy="3729038"/>
             <wp:effectExtent b="0" l="0" r="0" t="0"/>
-            <wp:docPr id="6" name="image-X048Q3YkUyjS1ucuUunk9.png"/>
+            <wp:docPr id="6" name="image-pMiy_CaQ2P58O5XykcjQr.png"/>
             <a:graphic>
               <a:graphicData uri="http://schemas.openxmlformats.org/drawingml/2006/picture">
                 <pic:pic>
                   <pic:nvPicPr>
-                    <pic:cNvPr id="6" name="image-X048Q3YkUyjS1ucuUunk9.png" descr="Figure 3"/>
+                    <pic:cNvPr id="6" name="image-pMiy_CaQ2P58O5XykcjQr.png" descr="Figure 3"/>
                     <pic:cNvPicPr/>
                   </pic:nvPicPr>
                   <pic:blipFill>
@@ -5497,12 +5497,12 @@
           <wp:inline distB="0" distL="0" distR="0" distT="0">
             <wp:extent cx="6629400" cy="1958020"/>
             <wp:effectExtent b="0" l="0" r="0" t="0"/>
-            <wp:docPr id="8" name="image-_TSEzK7ICOq4uxWg9HmAs.png"/>
+            <wp:docPr id="8" name="image-idNYeFltIz_1VkT4H-EXo.png"/>
             <a:graphic>
               <a:graphicData uri="http://schemas.openxmlformats.org/drawingml/2006/picture">
                 <pic:pic>
                   <pic:nvPicPr>
-                    <pic:cNvPr id="8" name="image-_TSEzK7ICOq4uxWg9HmAs.png" descr="Figure 4"/>
+                    <pic:cNvPr id="8" name="image-idNYeFltIz_1VkT4H-EXo.png" descr="Figure 4"/>
                     <pic:cNvPicPr/>
                   </pic:nvPicPr>
                   <pic:blipFill>

--- a/documentation/HORIZON_GRID_TECHNICAL_ARCHITECTURE.docx
+++ b/documentation/HORIZON_GRID_TECHNICAL_ARCHITECTURE.docx
@@ -70,7 +70,7 @@
       </w:r>
       <w:r>
         <w:rPr/>
-        <w:t xml:space="preserve"> 0.2.3</w:t>
+        <w:t xml:space="preserve"> 0.2.4</w:t>
       </w:r>
     </w:p>
     <w:p>
@@ -85,7 +85,7 @@
       </w:r>
       <w:r>
         <w:rPr/>
-        <w:t xml:space="preserve"> 2026-08-20</w:t>
+        <w:t xml:space="preserve"> 2026-08-21</w:t>
       </w:r>
     </w:p>
     <w:p>
@@ -1669,12 +1669,12 @@
           <wp:inline distB="0" distL="0" distR="0" distT="0">
             <wp:extent cx="6629400" cy="4322921"/>
             <wp:effectExtent b="0" l="0" r="0" t="0"/>
-            <wp:docPr id="2" name="image-17Mqc4TagwA-JYqhd_FKM.png"/>
+            <wp:docPr id="2" name="image-PEageseVtFnnTcM15OfjC.png"/>
             <a:graphic>
               <a:graphicData uri="http://schemas.openxmlformats.org/drawingml/2006/picture">
                 <pic:pic>
                   <pic:nvPicPr>
-                    <pic:cNvPr id="2" name="image-17Mqc4TagwA-JYqhd_FKM.png" descr="Figure 1"/>
+                    <pic:cNvPr id="2" name="image-PEageseVtFnnTcM15OfjC.png" descr="Figure 1"/>
                     <pic:cNvPicPr/>
                   </pic:nvPicPr>
                   <pic:blipFill>
@@ -2095,12 +2095,12 @@
           <wp:inline distB="0" distL="0" distR="0" distT="0">
             <wp:extent cx="6629400" cy="3651093"/>
             <wp:effectExtent b="0" l="0" r="0" t="0"/>
-            <wp:docPr id="4" name="image-4WpZdgHM26iX9qZems8jU.png"/>
+            <wp:docPr id="4" name="image-zcAMfL-LmtE8L5mOAJQCh.png"/>
             <a:graphic>
               <a:graphicData uri="http://schemas.openxmlformats.org/drawingml/2006/picture">
                 <pic:pic>
                   <pic:nvPicPr>
-                    <pic:cNvPr id="4" name="image-4WpZdgHM26iX9qZems8jU.png" descr="Figure 2"/>
+                    <pic:cNvPr id="4" name="image-zcAMfL-LmtE8L5mOAJQCh.png" descr="Figure 2"/>
                     <pic:cNvPicPr/>
                   </pic:nvPicPr>
                   <pic:blipFill>
@@ -2847,12 +2847,12 @@
           <wp:inline distB="0" distL="0" distR="0" distT="0">
             <wp:extent cx="6629400" cy="3729038"/>
             <wp:effectExtent b="0" l="0" r="0" t="0"/>
-            <wp:docPr id="6" name="image-pMiy_CaQ2P58O5XykcjQr.png"/>
+            <wp:docPr id="6" name="image-FIEypXMejqnUUqEzHMuU1.png"/>
             <a:graphic>
               <a:graphicData uri="http://schemas.openxmlformats.org/drawingml/2006/picture">
                 <pic:pic>
                   <pic:nvPicPr>
-                    <pic:cNvPr id="6" name="image-pMiy_CaQ2P58O5XykcjQr.png" descr="Figure 3"/>
+                    <pic:cNvPr id="6" name="image-FIEypXMejqnUUqEzHMuU1.png" descr="Figure 3"/>
                     <pic:cNvPicPr/>
                   </pic:nvPicPr>
                   <pic:blipFill>
@@ -5497,12 +5497,12 @@
           <wp:inline distB="0" distL="0" distR="0" distT="0">
             <wp:extent cx="6629400" cy="1958020"/>
             <wp:effectExtent b="0" l="0" r="0" t="0"/>
-            <wp:docPr id="8" name="image-idNYeFltIz_1VkT4H-EXo.png"/>
+            <wp:docPr id="8" name="image-EdybdO_Ff9KBdNH3n30jh.png"/>
             <a:graphic>
               <a:graphicData uri="http://schemas.openxmlformats.org/drawingml/2006/picture">
                 <pic:pic>
                   <pic:nvPicPr>
-                    <pic:cNvPr id="8" name="image-idNYeFltIz_1VkT4H-EXo.png" descr="Figure 4"/>
+                    <pic:cNvPr id="8" name="image-EdybdO_Ff9KBdNH3n30jh.png" descr="Figure 4"/>
                     <pic:cNvPicPr/>
                   </pic:nvPicPr>
                   <pic:blipFill>

--- a/documentation/HORIZON_GRID_TECHNICAL_ARCHITECTURE.docx
+++ b/documentation/HORIZON_GRID_TECHNICAL_ARCHITECTURE.docx
@@ -1669,12 +1669,12 @@
           <wp:inline distB="0" distL="0" distR="0" distT="0">
             <wp:extent cx="6629400" cy="4322921"/>
             <wp:effectExtent b="0" l="0" r="0" t="0"/>
-            <wp:docPr id="2" name="image-PEageseVtFnnTcM15OfjC.png"/>
+            <wp:docPr id="2" name="image-TDPzTLjDvfMAPAxI7Uu12.png"/>
             <a:graphic>
               <a:graphicData uri="http://schemas.openxmlformats.org/drawingml/2006/picture">
                 <pic:pic>
                   <pic:nvPicPr>
-                    <pic:cNvPr id="2" name="image-PEageseVtFnnTcM15OfjC.png" descr="Figure 1"/>
+                    <pic:cNvPr id="2" name="image-TDPzTLjDvfMAPAxI7Uu12.png" descr="Figure 1"/>
                     <pic:cNvPicPr/>
                   </pic:nvPicPr>
                   <pic:blipFill>
@@ -2095,12 +2095,12 @@
           <wp:inline distB="0" distL="0" distR="0" distT="0">
             <wp:extent cx="6629400" cy="3651093"/>
             <wp:effectExtent b="0" l="0" r="0" t="0"/>
-            <wp:docPr id="4" name="image-zcAMfL-LmtE8L5mOAJQCh.png"/>
+            <wp:docPr id="4" name="image-ZsZzN5DqFYp7Eicvs-hYa.png"/>
             <a:graphic>
               <a:graphicData uri="http://schemas.openxmlformats.org/drawingml/2006/picture">
                 <pic:pic>
                   <pic:nvPicPr>
-                    <pic:cNvPr id="4" name="image-zcAMfL-LmtE8L5mOAJQCh.png" descr="Figure 2"/>
+                    <pic:cNvPr id="4" name="image-ZsZzN5DqFYp7Eicvs-hYa.png" descr="Figure 2"/>
                     <pic:cNvPicPr/>
                   </pic:nvPicPr>
                   <pic:blipFill>
@@ -2303,7 +2303,7 @@
       </w:r>
       <w:r>
         <w:rPr/>
-        <w:t xml:space="preserve">) classifies the raw input string using ordered regex and heuristic checks into one of 31 </w:t>
+        <w:t xml:space="preserve">) classifies the raw input string using ordered regex and heuristic checks into one of 32 </w:t>
       </w:r>
       <w:r>
         <w:rPr/>
@@ -2847,12 +2847,12 @@
           <wp:inline distB="0" distL="0" distR="0" distT="0">
             <wp:extent cx="6629400" cy="3729038"/>
             <wp:effectExtent b="0" l="0" r="0" t="0"/>
-            <wp:docPr id="6" name="image-FIEypXMejqnUUqEzHMuU1.png"/>
+            <wp:docPr id="6" name="image-R-HL-nOBY95Uz8fca8tsK.png"/>
             <a:graphic>
               <a:graphicData uri="http://schemas.openxmlformats.org/drawingml/2006/picture">
                 <pic:pic>
                   <pic:nvPicPr>
-                    <pic:cNvPr id="6" name="image-FIEypXMejqnUUqEzHMuU1.png" descr="Figure 3"/>
+                    <pic:cNvPr id="6" name="image-R-HL-nOBY95Uz8fca8tsK.png" descr="Figure 3"/>
                     <pic:cNvPicPr/>
                   </pic:nvPicPr>
                   <pic:blipFill>
@@ -5497,12 +5497,12 @@
           <wp:inline distB="0" distL="0" distR="0" distT="0">
             <wp:extent cx="6629400" cy="1958020"/>
             <wp:effectExtent b="0" l="0" r="0" t="0"/>
-            <wp:docPr id="8" name="image-EdybdO_Ff9KBdNH3n30jh.png"/>
+            <wp:docPr id="8" name="image-Nxv8mbmNHcF_98JR05sdG.png"/>
             <a:graphic>
               <a:graphicData uri="http://schemas.openxmlformats.org/drawingml/2006/picture">
                 <pic:pic>
                   <pic:nvPicPr>
-                    <pic:cNvPr id="8" name="image-EdybdO_Ff9KBdNH3n30jh.png" descr="Figure 4"/>
+                    <pic:cNvPr id="8" name="image-Nxv8mbmNHcF_98JR05sdG.png" descr="Figure 4"/>
                     <pic:cNvPicPr/>
                   </pic:nvPicPr>
                   <pic:blipFill>

--- a/documentation/HORIZON_GRID_TECHNICAL_ARCHITECTURE.docx
+++ b/documentation/HORIZON_GRID_TECHNICAL_ARCHITECTURE.docx
@@ -70,7 +70,7 @@
       </w:r>
       <w:r>
         <w:rPr/>
-        <w:t xml:space="preserve"> 0.2.4</w:t>
+        <w:t xml:space="preserve"> 0.2.5</w:t>
       </w:r>
     </w:p>
     <w:p>
@@ -85,7 +85,7 @@
       </w:r>
       <w:r>
         <w:rPr/>
-        <w:t xml:space="preserve"> 2026-08-21</w:t>
+        <w:t xml:space="preserve"> 2026-08-23</w:t>
       </w:r>
     </w:p>
     <w:p>
@@ -1669,12 +1669,12 @@
           <wp:inline distB="0" distL="0" distR="0" distT="0">
             <wp:extent cx="6629400" cy="4322921"/>
             <wp:effectExtent b="0" l="0" r="0" t="0"/>
-            <wp:docPr id="2" name="image-TDPzTLjDvfMAPAxI7Uu12.png"/>
+            <wp:docPr id="2" name="image-90cEBpOxnbmiJnvSUE133.png"/>
             <a:graphic>
               <a:graphicData uri="http://schemas.openxmlformats.org/drawingml/2006/picture">
                 <pic:pic>
                   <pic:nvPicPr>
-                    <pic:cNvPr id="2" name="image-TDPzTLjDvfMAPAxI7Uu12.png" descr="Figure 1"/>
+                    <pic:cNvPr id="2" name="image-90cEBpOxnbmiJnvSUE133.png" descr="Figure 1"/>
                     <pic:cNvPicPr/>
                   </pic:nvPicPr>
                   <pic:blipFill>
@@ -2095,12 +2095,12 @@
           <wp:inline distB="0" distL="0" distR="0" distT="0">
             <wp:extent cx="6629400" cy="3651093"/>
             <wp:effectExtent b="0" l="0" r="0" t="0"/>
-            <wp:docPr id="4" name="image-ZsZzN5DqFYp7Eicvs-hYa.png"/>
+            <wp:docPr id="4" name="image-KeHoOL8Yqiazb16Jq9cxf.png"/>
             <a:graphic>
               <a:graphicData uri="http://schemas.openxmlformats.org/drawingml/2006/picture">
                 <pic:pic>
                   <pic:nvPicPr>
-                    <pic:cNvPr id="4" name="image-ZsZzN5DqFYp7Eicvs-hYa.png" descr="Figure 2"/>
+                    <pic:cNvPr id="4" name="image-KeHoOL8Yqiazb16Jq9cxf.png" descr="Figure 2"/>
                     <pic:cNvPicPr/>
                   </pic:nvPicPr>
                   <pic:blipFill>
@@ -2847,12 +2847,12 @@
           <wp:inline distB="0" distL="0" distR="0" distT="0">
             <wp:extent cx="6629400" cy="3729038"/>
             <wp:effectExtent b="0" l="0" r="0" t="0"/>
-            <wp:docPr id="6" name="image-R-HL-nOBY95Uz8fca8tsK.png"/>
+            <wp:docPr id="6" name="image-y2qyK4eAKW5l5TJu__Srv.png"/>
             <a:graphic>
               <a:graphicData uri="http://schemas.openxmlformats.org/drawingml/2006/picture">
                 <pic:pic>
                   <pic:nvPicPr>
-                    <pic:cNvPr id="6" name="image-R-HL-nOBY95Uz8fca8tsK.png" descr="Figure 3"/>
+                    <pic:cNvPr id="6" name="image-y2qyK4eAKW5l5TJu__Srv.png" descr="Figure 3"/>
                     <pic:cNvPicPr/>
                   </pic:nvPicPr>
                   <pic:blipFill>
@@ -5497,12 +5497,12 @@
           <wp:inline distB="0" distL="0" distR="0" distT="0">
             <wp:extent cx="6629400" cy="1958020"/>
             <wp:effectExtent b="0" l="0" r="0" t="0"/>
-            <wp:docPr id="8" name="image-Nxv8mbmNHcF_98JR05sdG.png"/>
+            <wp:docPr id="8" name="image-icenZeN9L0MXT3gfDkZ7C.png"/>
             <a:graphic>
               <a:graphicData uri="http://schemas.openxmlformats.org/drawingml/2006/picture">
                 <pic:pic>
                   <pic:nvPicPr>
-                    <pic:cNvPr id="8" name="image-Nxv8mbmNHcF_98JR05sdG.png" descr="Figure 4"/>
+                    <pic:cNvPr id="8" name="image-icenZeN9L0MXT3gfDkZ7C.png" descr="Figure 4"/>
                     <pic:cNvPicPr/>
                   </pic:nvPicPr>
                   <pic:blipFill>
